--- a/04_JobKitAI/output/stepstone/puntus_GmbH_IT_Consultant_Test_Automation_Pega_Vishnudeep_Jayam.docx
+++ b/04_JobKitAI/output/stepstone/puntus_GmbH_IT_Consultant_Test_Automation_Pega_Vishnudeep_Jayam.docx
@@ -68,7 +68,7 @@
         </w:rPr>
         <w:t xml:space="preserve">  •  </w:t>
       </w:r>
-      <w:hyperlink w:history="1" r:id="rIdab2a6t0iskzurpg_tar-j">
+      <w:hyperlink w:history="1" r:id="rId_fdezwlt58gqrouulhy_0">
         <w:r>
           <w:rPr>
             <w:rFonts w:ascii="Calibri" w:cs="Calibri" w:eastAsia="Calibri" w:hAnsi="Calibri"/>
@@ -160,7 +160,7 @@
           <w:sz w:val="20"/>
           <w:szCs w:val="20"/>
         </w:rPr>
-        <w:t xml:space="preserve"> of experience across UI and API test automation — from tool selection and framework design to script development, suite execution, and defect reporting. </w:t>
+        <w:t xml:space="preserve"> of experience across UI and API test automation — from tool selection and framework design through script development, suite execution, and defect reporting. </w:t>
       </w:r>
       <w:r>
         <w:rPr>
@@ -171,7 +171,7 @@
           <w:highlight w:val="yellow"/>
           <w:highlightCs w:val="yellow"/>
         </w:rPr>
-        <w:t xml:space="preserve">designed Selenium + Java + TestNG automation frameworks across e-commerce, automotive, and enterprise web platforms</w:t>
+        <w:t xml:space="preserve">Designed Selenium + Java + TestNG automation frameworks across e-commerce, automotive, and enterprise web platforms</w:t>
       </w:r>
       <w:r>
         <w:rPr>
@@ -191,7 +191,7 @@
           <w:highlight w:val="yellow"/>
           <w:highlightCs w:val="yellow"/>
         </w:rPr>
-        <w:t xml:space="preserve">automated backend APIs with REST Assured and Postman, and built Python-based API test suites</w:t>
+        <w:t xml:space="preserve">Automated backend APIs with REST Assured and Postman, and built Python-based API test suites</w:t>
       </w:r>
       <w:r>
         <w:rPr>
@@ -245,7 +245,7 @@
           <w:sz w:val="20"/>
           <w:szCs w:val="20"/>
         </w:rPr>
-        <w:t xml:space="preserve">Selenium WebDriver · Playwright · Cucumber (BDD) · TestNG · Page Object Model</w:t>
+        <w:t xml:space="preserve">Selenium WebDriver · Playwright · Cucumber (BDD) · TestNG · Page Object Model · Selenium Grid</w:t>
       </w:r>
     </w:p>
     <w:p>
@@ -290,7 +290,7 @@
           <w:sz w:val="20"/>
           <w:szCs w:val="20"/>
         </w:rPr>
-        <w:t xml:space="preserve"> · Kanban · Test Planning &amp; Case Design · Defect Tracking &amp; Reporting</w:t>
+        <w:t xml:space="preserve"> · Kanban · Test Planning &amp; Case Design · Defect Tracking &amp; Reporting · SDLC / STLC</w:t>
       </w:r>
     </w:p>
     <w:p>
@@ -356,16 +356,41 @@
           <w:sz w:val="20"/>
           <w:szCs w:val="20"/>
         </w:rPr>
-        <w:t xml:space="preserve">CI/CD &amp; Build Tools  </w:t>
-      </w:r>
-      <w:r>
-        <w:rPr>
-          <w:rFonts w:ascii="Calibri" w:cs="Calibri" w:eastAsia="Calibri" w:hAnsi="Calibri"/>
-          <w:color w:val="3D4451"/>
-          <w:sz w:val="20"/>
-          <w:szCs w:val="20"/>
-        </w:rPr>
-        <w:t xml:space="preserve">Jenkins · Gradle · Maven · Travis CI · Git · GitHub</w:t>
+        <w:t xml:space="preserve">CI/CD, Build &amp; Cloud  </w:t>
+      </w:r>
+      <w:r>
+        <w:rPr>
+          <w:rFonts w:ascii="Calibri" w:cs="Calibri" w:eastAsia="Calibri" w:hAnsi="Calibri"/>
+          <w:color w:val="3D4451"/>
+          <w:sz w:val="20"/>
+          <w:szCs w:val="20"/>
+        </w:rPr>
+        <w:t xml:space="preserve">Jenkins · Gradle · Maven · Travis CI · Git · GitHub · AWS</w:t>
+      </w:r>
+    </w:p>
+    <w:p>
+      <w:pPr>
+        <w:spacing w:after="55" w:line="250"/>
+      </w:pPr>
+      <w:r>
+        <w:rPr>
+          <w:rFonts w:ascii="Calibri" w:cs="Calibri" w:eastAsia="Calibri" w:hAnsi="Calibri"/>
+          <w:b/>
+          <w:bCs/>
+          <w:color w:val="1A1A1A"/>
+          <w:sz w:val="20"/>
+          <w:szCs w:val="20"/>
+        </w:rPr>
+        <w:t xml:space="preserve">Platforms Tested  </w:t>
+      </w:r>
+      <w:r>
+        <w:rPr>
+          <w:rFonts w:ascii="Calibri" w:cs="Calibri" w:eastAsia="Calibri" w:hAnsi="Calibri"/>
+          <w:color w:val="3D4451"/>
+          <w:sz w:val="20"/>
+          <w:szCs w:val="20"/>
+        </w:rPr>
+        <w:t xml:space="preserve">Web (Chrome, Firefox, IE) · Windows Desktop · Android · iOS · Mobile / Tablet</w:t>
       </w:r>
     </w:p>
     <w:p>
